--- a/worksheets/Lab03-Worksheet.docx
+++ b/worksheets/Lab03-Worksheet.docx
@@ -24,7 +24,7 @@
           <w:color w:val="1A3C6E"/>
           <w:sz w:val="32"/>
         </w:rPr>
-        <w:t>Lab 03 — Create a generative AI app that uses your own data</w:t>
+        <w:t>Lab 03 — Create a generative AI chat app</w:t>
       </w:r>
     </w:p>
     <w:p>
@@ -36,7 +36,7 @@
           <w:color w:val="888888"/>
           <w:sz w:val="20"/>
         </w:rPr>
-        <w:t>Week 2  |  Required</w:t>
+        <w:t>Week 1  |  Required</w:t>
       </w:r>
     </w:p>
     <w:p/>
@@ -117,7 +117,7 @@
     </w:p>
     <w:p>
       <w:r>
-        <w:t>In this lab, you provisioned Azure OpenAI, Azure AI Search, and Azure Blob Storage resources, uploaded Margie's Travel brochure PDFs and indexed them using the Import and vectorize data wizard with the text-embedding-ada-002 model. You then configured and ran a Python application in Cloud Shell that sends a grounded chat completion request to gpt-4o, retrieving answers from your own indexed data.</w:t>
+        <w:t>In this lab, you built a Python chat application that connects to a gpt-4.1 deployment through Microsoft Foundry, progressing from the ChatCompletions API to the newer Responses API with conversation tracking and streaming output. You also implemented an asynchronous version of the chat client using the async Azure OpenAI SDK and compared the behavior of stateless versus stateful (previous_response_id) conversation patterns.</w:t>
       </w:r>
     </w:p>
     <w:p/>
@@ -145,12 +145,12 @@
           <w:b/>
           <w:sz w:val="22"/>
         </w:rPr>
-        <w:t>Screenshot 1 — Azure AI Search Index Created</w:t>
+        <w:t>Screenshot 1 — Chatcompletions Output</w:t>
       </w:r>
     </w:p>
     <w:p>
       <w:r>
-        <w:t>After completing the 'Create an index' section, navigate to your Foundry's Data + indexes page. Show the Overview page where the 'brochures-index' index appears in the Indexes list, confirming that the import and vectorize data process completed successfully.</w:t>
+        <w:t>In the VS Code integrated terminal, after running chat-app.py with the ChatCompletions API implementation and submitting the 'Tell me about the ELIZA chatbot' prompt, capture a screenshot of the full terminal output showing the model's response.</w:t>
       </w:r>
     </w:p>
     <w:tbl>
@@ -193,12 +193,12 @@
           <w:b/>
           <w:sz w:val="22"/>
         </w:rPr>
-        <w:t>Screenshot 2 — Application Configuration in Cloud Shell</w:t>
+        <w:t>Screenshot 2 — Streaming Responses Output</w:t>
       </w:r>
     </w:p>
     <w:p>
       <w:r>
-        <w:t>After editing the .env file (Python) or appsettings.json (C#) in the Cloud Shell code editor during the 'Configure your application' section, capture the editor showing your populated configuration values (endpoint, key, deployment name 'gpt-4o', search endpoint, search key, and index name 'brochures-index'). You may redact key values for security.</w:t>
+        <w:t>In the VS Code integrated terminal, after implementing streaming (stream=True) and running the app, capture a screenshot showing incremental output tokens appearing for a multi-sentence model response, demonstrating that text is printed progressively rather than all at once.</w:t>
       </w:r>
     </w:p>
     <w:tbl>
@@ -241,12 +241,12 @@
           <w:b/>
           <w:sz w:val="22"/>
         </w:rPr>
-        <w:t>Screenshot 3 — Grounded Chat Response to 'Tell me about London'</w:t>
+        <w:t>Screenshot 3 — Async Client Output</w:t>
       </w:r>
     </w:p>
     <w:p>
       <w:r>
-        <w:t>After running the application (python rag-app.py) in the 'Run your application' section, capture the Cloud Shell output showing your prompt 'Tell me about London' and the model's grounded response that includes information sourced from the Margie's Travel brochure data via your Azure AI Search index.</w:t>
+        <w:t>In the VS Code integrated terminal, after completing and running chat-async.py, capture a screenshot showing the async chat app's response to the 'Tell me about the Turing test' prompt, with the (.venv) prompt prefix visible to confirm the virtual environment is active.</w:t>
       </w:r>
     </w:p>
     <w:tbl>
@@ -299,7 +299,7 @@
           <w:b/>
           <w:sz w:val="22"/>
         </w:rPr>
-        <w:t>1. When you asked the model 'Tell me about London,' how did the response differ from what a standard (non-grounded) GPT model would return? What specific details indicated the answer came from the Margie's Travel brochure data rather than the model's general training data?</w:t>
+        <w:t>1. Why does omitting the previous_response_id parameter in the Responses API cause the model to lose context between turns, and how does this differ architecturally from how the ChatCompletions API handles conversation history?</w:t>
       </w:r>
     </w:p>
     <w:p>
@@ -320,7 +320,7 @@
           <w:b/>
           <w:sz w:val="22"/>
         </w:rPr>
-        <w:t>2. The lab used the text-embedding-ada-002 model alongside gpt-4o. Explain the distinct role each model plays in the RAG pipeline you built — what does the embedding model do during indexing, and what does gpt-4o do at query time?</w:t>
+        <w:t>2. What advantage does the streaming API (stream=True) provide for user experience in a chat application, and at what point in the response lifecycle does your code capture the response ID when streaming is enabled?</w:t>
       </w:r>
     </w:p>
     <w:p>
@@ -341,7 +341,7 @@
           <w:b/>
           <w:sz w:val="22"/>
         </w:rPr>
-        <w:t>3. In the application code, the chat completion request includes an 'extra_body' parameter with 'data_sources' that references your Azure AI Search endpoint and index. Why is it necessary to provide both a search service and a generative model, rather than sending the brochure text directly in the prompt?</w:t>
+        <w:t>3. What is the practical benefit of implementing the asynchronous version (chat-async.py) over the synchronous version, and in what application architecture would async matter most?</w:t>
       </w:r>
     </w:p>
     <w:p>
